--- a/Project Documents/721814 SOP/721814 SOP/DCT/CS_TP_DCT0015 Revision 1.docx
+++ b/Project Documents/721814 SOP/721814 SOP/DCT/CS_TP_DCT0015 Revision 1.docx
@@ -7025,54 +7025,6 @@
                     <w:sz w:val="22"/>
                     <w:szCs w:val="22"/>
                   </w:rPr>
-                  <w:drawing>
-                    <wp:inline distT="0" distB="0" distL="0" distR="0" wp14:anchorId="7E968D6A" wp14:editId="70BC0F92">
-                      <wp:extent cx="1905000" cy="1905000"/>
-                      <wp:effectExtent l="0" t="0" r="0" b="0"/>
-                      <wp:docPr id="8" name="Picture 8"/>
-                      <wp:cNvGraphicFramePr>
-                        <a:graphicFrameLocks xmlns:a="http://schemas.openxmlformats.org/drawingml/2006/main" noChangeAspect="1"/>
-                      </wp:cNvGraphicFramePr>
-                      <a:graphic xmlns:a="http://schemas.openxmlformats.org/drawingml/2006/main">
-                        <a:graphicData uri="http://schemas.openxmlformats.org/drawingml/2006/picture">
-                          <pic:pic xmlns:pic="http://schemas.openxmlformats.org/drawingml/2006/picture">
-                            <pic:nvPicPr>
-                              <pic:cNvPr id="0" name="Picture 8"/>
-                              <pic:cNvPicPr>
-                                <a:picLocks noChangeAspect="1" noChangeArrowheads="1"/>
-                              </pic:cNvPicPr>
-                            </pic:nvPicPr>
-                            <pic:blipFill>
-                              <a:blip r:embed="rId8">
-                                <a:extLst>
-                                  <a:ext uri="{28A0092B-C50C-407E-A947-70E740481C1C}">
-                                    <a14:useLocalDpi xmlns:a14="http://schemas.microsoft.com/office/drawing/2010/main" val="0"/>
-                                  </a:ext>
-                                </a:extLst>
-                              </a:blip>
-                              <a:srcRect/>
-                              <a:stretch>
-                                <a:fillRect/>
-                              </a:stretch>
-                            </pic:blipFill>
-                            <pic:spPr bwMode="auto">
-                              <a:xfrm>
-                                <a:off x="0" y="0"/>
-                                <a:ext cx="1905000" cy="1905000"/>
-                              </a:xfrm>
-                              <a:prstGeom prst="rect">
-                                <a:avLst/>
-                              </a:prstGeom>
-                              <a:noFill/>
-                              <a:ln>
-                                <a:noFill/>
-                              </a:ln>
-                            </pic:spPr>
-                          </pic:pic>
-                        </a:graphicData>
-                      </a:graphic>
-                    </wp:inline>
-                  </w:drawing>
                 </w:r>
               </w:sdtContent>
             </w:sdt>
@@ -28682,41 +28634,6 @@
             <w:rPr>
               <w:noProof/>
             </w:rPr>
-            <w:drawing>
-              <wp:inline distT="0" distB="0" distL="0" distR="0" wp14:anchorId="0D5EF039" wp14:editId="0E32784D">
-                <wp:extent cx="2314286" cy="666667"/>
-                <wp:effectExtent l="0" t="0" r="0" b="635"/>
-                <wp:docPr id="6" name="Picture 6"/>
-                <wp:cNvGraphicFramePr>
-                  <a:graphicFrameLocks xmlns:a="http://schemas.openxmlformats.org/drawingml/2006/main" noChangeAspect="1"/>
-                </wp:cNvGraphicFramePr>
-                <a:graphic xmlns:a="http://schemas.openxmlformats.org/drawingml/2006/main">
-                  <a:graphicData uri="http://schemas.openxmlformats.org/drawingml/2006/picture">
-                    <pic:pic xmlns:pic="http://schemas.openxmlformats.org/drawingml/2006/picture">
-                      <pic:nvPicPr>
-                        <pic:cNvPr id="1" name=""/>
-                        <pic:cNvPicPr/>
-                      </pic:nvPicPr>
-                      <pic:blipFill>
-                        <a:blip r:embed="rId1"/>
-                        <a:stretch>
-                          <a:fillRect/>
-                        </a:stretch>
-                      </pic:blipFill>
-                      <pic:spPr>
-                        <a:xfrm>
-                          <a:off x="0" y="0"/>
-                          <a:ext cx="2314286" cy="666667"/>
-                        </a:xfrm>
-                        <a:prstGeom prst="rect">
-                          <a:avLst/>
-                        </a:prstGeom>
-                      </pic:spPr>
-                    </pic:pic>
-                  </a:graphicData>
-                </a:graphic>
-              </wp:inline>
-            </w:drawing>
           </w:r>
         </w:p>
       </w:tc>
@@ -28947,41 +28864,6 @@
             <w:rPr>
               <w:noProof/>
             </w:rPr>
-            <w:drawing>
-              <wp:inline distT="0" distB="0" distL="0" distR="0" wp14:anchorId="47E0E6AC" wp14:editId="19FE2303">
-                <wp:extent cx="2314286" cy="666667"/>
-                <wp:effectExtent l="0" t="0" r="0" b="635"/>
-                <wp:docPr id="9" name="Picture 9"/>
-                <wp:cNvGraphicFramePr>
-                  <a:graphicFrameLocks xmlns:a="http://schemas.openxmlformats.org/drawingml/2006/main" noChangeAspect="1"/>
-                </wp:cNvGraphicFramePr>
-                <a:graphic xmlns:a="http://schemas.openxmlformats.org/drawingml/2006/main">
-                  <a:graphicData uri="http://schemas.openxmlformats.org/drawingml/2006/picture">
-                    <pic:pic xmlns:pic="http://schemas.openxmlformats.org/drawingml/2006/picture">
-                      <pic:nvPicPr>
-                        <pic:cNvPr id="1" name=""/>
-                        <pic:cNvPicPr/>
-                      </pic:nvPicPr>
-                      <pic:blipFill>
-                        <a:blip r:embed="rId1"/>
-                        <a:stretch>
-                          <a:fillRect/>
-                        </a:stretch>
-                      </pic:blipFill>
-                      <pic:spPr>
-                        <a:xfrm>
-                          <a:off x="0" y="0"/>
-                          <a:ext cx="2314286" cy="666667"/>
-                        </a:xfrm>
-                        <a:prstGeom prst="rect">
-                          <a:avLst/>
-                        </a:prstGeom>
-                      </pic:spPr>
-                    </pic:pic>
-                  </a:graphicData>
-                </a:graphic>
-              </wp:inline>
-            </w:drawing>
           </w:r>
         </w:p>
       </w:tc>
